--- a/Week 15/Task2_Documentation.docx
+++ b/Week 15/Task2_Documentation.docx
@@ -459,13 +459,13 @@
       </w:r>
     </w:p>
     <w:bookmarkEnd w:id="12"/>
-    <w:bookmarkStart w:id="13" w:name="aws-deployment"/>
+    <w:bookmarkStart w:id="13" w:name="google-cloud-run-deployment"/>
     <w:p>
       <w:pPr>
         <w:pStyle w:val="Heading2"/>
       </w:pPr>
       <w:r>
-        <w:t xml:space="preserve">☁️ AWS Deployment</w:t>
+        <w:t xml:space="preserve">☁️ Google Cloud Run Deployment</w:t>
       </w:r>
     </w:p>
     <w:p>
@@ -482,13 +482,13 @@
         <w:rPr>
           <w:rStyle w:val="VerbatimChar"/>
         </w:rPr>
-        <w:t xml:space="preserve">deploy/aws/README.md</w:t>
+        <w:t xml:space="preserve">deploy-cloudrun.sh</w:t>
       </w:r>
       <w:r>
         <w:t xml:space="preserve"> </w:t>
       </w:r>
       <w:r>
-        <w:t xml:space="preserve">for comprehensive instructions on deploying this stack to AWS ECS Fargate.</w:t>
+        <w:t xml:space="preserve">for the script used to deploy this stack to Google Cloud Run seamlessly.</w:t>
       </w:r>
     </w:p>
     <w:bookmarkEnd w:id="13"/>
